--- a/Requisitos/CSU03 - ManterSolicitante.docx
+++ b/Requisitos/CSU03 - ManterSolicitante.docx
@@ -515,16 +515,31 @@
                 <w:sz w:val="32"/>
                 <w:szCs w:val="32"/>
               </w:rPr>
-              <w:t xml:space="preserve">Solicitante acessa “Meus Dados” ou “Criar </w:t>
-            </w:r>
-            <w:proofErr w:type="gramStart"/>
-            <w:r>
-              <w:rPr>
-                <w:bCs/>
-                <w:sz w:val="32"/>
-                <w:szCs w:val="32"/>
-              </w:rPr>
-              <w:t>Conta”</w:t>
+              <w:t>Solicitante acessa “</w:t>
+            </w:r>
+            <w:r>
+              <w:rPr>
+                <w:bCs/>
+                <w:sz w:val="32"/>
+                <w:szCs w:val="32"/>
+              </w:rPr>
+              <w:t>Configurações</w:t>
+            </w:r>
+            <w:r>
+              <w:rPr>
+                <w:bCs/>
+                <w:sz w:val="32"/>
+                <w:szCs w:val="32"/>
+              </w:rPr>
+              <w:t>” ou “Criar Conta”</w:t>
+            </w:r>
+            <w:r>
+              <w:rPr>
+                <w:bCs/>
+                <w:sz w:val="32"/>
+                <w:szCs w:val="32"/>
+              </w:rPr>
+              <w:t xml:space="preserve"> </w:t>
             </w:r>
             <w:r>
               <w:rPr>
@@ -534,7 +549,6 @@
               </w:rPr>
               <w:t>(</w:t>
             </w:r>
-            <w:proofErr w:type="gramEnd"/>
             <w:r>
               <w:rPr>
                 <w:bCs/>
@@ -569,7 +583,7 @@
                 <w:sz w:val="32"/>
                 <w:szCs w:val="32"/>
               </w:rPr>
-              <w:t>2</w:t>
+              <w:t>14</w:t>
             </w:r>
             <w:r>
               <w:rPr>
@@ -595,7 +609,7 @@
                 <w:sz w:val="32"/>
                 <w:szCs w:val="32"/>
               </w:rPr>
-              <w:t>4</w:t>
+              <w:t>03</w:t>
             </w:r>
             <w:r>
               <w:rPr>
@@ -634,25 +648,23 @@
                 <w:sz w:val="32"/>
                 <w:szCs w:val="32"/>
               </w:rPr>
-              <w:t xml:space="preserve">Sistema exibe formulário (nome, CPF, </w:t>
-            </w:r>
-            <w:proofErr w:type="spellStart"/>
-            <w:r>
-              <w:rPr>
-                <w:bCs/>
-                <w:sz w:val="32"/>
-                <w:szCs w:val="32"/>
-              </w:rPr>
-              <w:t>email</w:t>
-            </w:r>
-            <w:proofErr w:type="spellEnd"/>
-            <w:r>
-              <w:rPr>
-                <w:bCs/>
-                <w:sz w:val="32"/>
-                <w:szCs w:val="32"/>
-              </w:rPr>
-              <w:t>, telefone, data de nascimento).</w:t>
+              <w:t>Sistema exibe formulário (nome, CPF, e</w:t>
+            </w:r>
+            <w:r>
+              <w:rPr>
+                <w:bCs/>
+                <w:sz w:val="32"/>
+                <w:szCs w:val="32"/>
+              </w:rPr>
+              <w:t>-</w:t>
+            </w:r>
+            <w:r>
+              <w:rPr>
+                <w:bCs/>
+                <w:sz w:val="32"/>
+                <w:szCs w:val="32"/>
+              </w:rPr>
+              <w:t>mail, telefone, data de nascimento).</w:t>
             </w:r>
             <w:r>
               <w:rPr>
@@ -708,7 +720,16 @@
                 <w:sz w:val="32"/>
                 <w:szCs w:val="32"/>
               </w:rPr>
-              <w:t>Tela_07</w:t>
+              <w:t>Tela_0</w:t>
+            </w:r>
+            <w:r>
+              <w:rPr>
+                <w:bCs/>
+                <w:color w:val="FF0000"/>
+                <w:sz w:val="32"/>
+                <w:szCs w:val="32"/>
+              </w:rPr>
+              <w:t>03</w:t>
             </w:r>
             <w:r>
               <w:rPr>
@@ -859,15 +880,13 @@
               <w:t>CPF</w:t>
             </w:r>
             <w:r>
-              <w:t>/</w:t>
-            </w:r>
-            <w:proofErr w:type="spellStart"/>
-            <w:r>
-              <w:t>email</w:t>
-            </w:r>
-            <w:proofErr w:type="spellEnd"/>
-            <w:r>
-              <w:t xml:space="preserve"> já cadastrado → erro, retorna ao passo 3</w:t>
+              <w:t>/e</w:t>
+            </w:r>
+            <w:r>
+              <w:t>-</w:t>
+            </w:r>
+            <w:r>
+              <w:t>mail já cadastrado → erro, retorna ao passo 3</w:t>
             </w:r>
             <w:r>
               <w:t>.</w:t>
@@ -1041,13 +1060,8 @@
               <w:jc w:val="center"/>
             </w:pPr>
             <w:r>
-              <w:t xml:space="preserve">Marcos </w:t>
-            </w:r>
-            <w:proofErr w:type="spellStart"/>
-            <w:r>
-              <w:t>Dósea</w:t>
-            </w:r>
-            <w:proofErr w:type="spellEnd"/>
+              <w:t>Marcos Dósea</w:t>
+            </w:r>
           </w:p>
         </w:tc>
         <w:tc>
@@ -1108,13 +1122,8 @@
               <w:jc w:val="center"/>
             </w:pPr>
             <w:r>
-              <w:t xml:space="preserve">Marcos </w:t>
-            </w:r>
-            <w:proofErr w:type="spellStart"/>
-            <w:r>
-              <w:t>Dósea</w:t>
-            </w:r>
-            <w:proofErr w:type="spellEnd"/>
+              <w:t>Marcos Dósea</w:t>
+            </w:r>
           </w:p>
         </w:tc>
         <w:tc>
@@ -1175,13 +1184,8 @@
               <w:jc w:val="center"/>
             </w:pPr>
             <w:r>
-              <w:t xml:space="preserve">Marcos </w:t>
-            </w:r>
-            <w:proofErr w:type="spellStart"/>
-            <w:r>
-              <w:t>Dósea</w:t>
-            </w:r>
-            <w:proofErr w:type="spellEnd"/>
+              <w:t>Marcos Dósea</w:t>
+            </w:r>
           </w:p>
         </w:tc>
         <w:tc>
@@ -1242,13 +1246,8 @@
               <w:jc w:val="center"/>
             </w:pPr>
             <w:r>
-              <w:t xml:space="preserve">Marcos </w:t>
-            </w:r>
-            <w:proofErr w:type="spellStart"/>
-            <w:r>
-              <w:t>Dósea</w:t>
-            </w:r>
-            <w:proofErr w:type="spellEnd"/>
+              <w:t>Marcos Dósea</w:t>
+            </w:r>
           </w:p>
         </w:tc>
         <w:tc>
